--- a/ky/wisdom-stories/compliment.docx
+++ b/ky/wisdom-stories/compliment.docx
@@ -20,7 +20,7 @@
           <w:sz w:val="34"/>
           <w:lang w:val="ky-KG"/>
         </w:rPr>
-        <w:t>Жылуу сөз</w:t>
+        <w:t>Комплимент</w:t>
       </w:r>
       <w:bookmarkEnd w:id="10026"/>
     </w:p>
@@ -93,7 +93,7 @@
           <w:sz w:val="22"/>
           <w:lang w:val="ky-KG"/>
         </w:rPr>
-        <w:t>— Апа, карачы, бул айымга ушул баш кийим кандай сонун жарашат!</w:t>
+        <w:t>— Апа, карачы, бул айым ушул баш кийим менен кандай сулуу көрүнөт!</w:t>
       </w:r>
     </w:p>
     <w:p>
@@ -255,7 +255,7 @@
           <w:sz w:val="22"/>
           <w:lang w:val="ky-KG"/>
         </w:rPr>
-        <w:t>Таксиге түшүп, үйүнө кайтты. Эшикти ачкан апасы аны көрөрү менен таң кала айтты:</w:t>
+        <w:t>Таксиге түшүп, үйүнө кайтты. Эшикти ачкан апасы аны көрөрү менен таң калып айтты:</w:t>
       </w:r>
     </w:p>
     <w:p>
@@ -327,7 +327,7 @@
           <w:sz w:val="22"/>
           <w:lang w:val="ky-KG"/>
         </w:rPr>
-        <w:t>Мария чочуп кетип, башын кармалады. Баш кийим жок эле. Аны таксиде, түшкү тамактанган жерде же кеңседе унутуп калгандырмын деп ойлоду. Анан дүкөндө болгон окуяларды ирети менен эстеди: баш кийимди кийип көргөнүн, адамдардын жылуу сөздөрүн, кассага барып капчыгын чыгарганын жана баш кийимди текченин үстүнө коюп койгонун...</w:t>
+        <w:t>Мария чочуп кетип, башын кармалады. Баш кийим жок эле. Аны таксиде, түшкү тамактанган жерде же кеңседе унутуп калгандырмын деп ойлоду. Анан дүкөндө болгон окуяларды ирети менен эстеди: баш кийимди кийип көргөнүн, адамдардын жылуу сөздөрүн, кассага барып капчыгын чыгарганын жана баш кийимди кассанын үстүнө коюп койгонун...</w:t>
       </w:r>
     </w:p>
     <w:p>
@@ -387,7 +387,7 @@
           <w:sz w:val="22"/>
           <w:lang w:val="ky-KG"/>
         </w:rPr>
-        <w:t xml:space="preserve">Сабак: </w:t>
+        <w:t>Сабак: Бир жылуу сөз адамдын өзүнө болгон мамилесин, кээде бүт дүйнөсүн өзгөртүшү мүмкүн. Бакыт буюмда эмес, адамдын ичинде жана ага көрсөтүлгөн чын көңүлдө.</w:t>
       </w:r>
       <w:r>
         <w:rPr>
@@ -396,7 +396,6 @@
           <w:sz w:val="22"/>
           <w:lang w:val="ky-KG"/>
         </w:rPr>
-        <w:t>Чын көңүлдөн айтылган жылуу сөз адамдын өзүнө болгон ишенимин ойготот. Кээде бакытка жол ачкан нерсе жаңы буюм эмес, ошол сөз болот.</w:t>
       </w:r>
     </w:p>
     <w:p>
@@ -416,7 +415,7 @@
           <w:sz w:val="18"/>
           <w:lang w:val="ky-KG"/>
         </w:rPr>
-        <w:t>Окуя ачык интернет булактарынан алынды.</w:t>
+        <w:t>Аңгемелер ачык интернет булактарынан алынган, иллюстрациялар болсо ЖИ менен түзүлгөн.</w:t>
       </w:r>
     </w:p>
     <w:sectPr>

--- a/ky/wisdom-stories/compliment.docx
+++ b/ky/wisdom-stories/compliment.docx
@@ -3,421 +3,162 @@
 <w:document xmlns:wpc="http://schemas.microsoft.com/office/word/2010/wordprocessingCanvas" xmlns:cx="http://schemas.microsoft.com/office/drawing/2014/chartex" xmlns:cx1="http://schemas.microsoft.com/office/drawing/2015/9/8/chartex" xmlns:cx2="http://schemas.microsoft.com/office/drawing/2015/10/21/chartex" xmlns:cx3="http://schemas.microsoft.com/office/drawing/2016/5/9/chartex" xmlns:cx4="http://schemas.microsoft.com/office/drawing/2016/5/10/chartex" xmlns:cx5="http://schemas.microsoft.com/office/drawing/2016/5/11/chartex" xmlns:cx6="http://schemas.microsoft.com/office/drawing/2016/5/12/chartex" xmlns:cx7="http://schemas.microsoft.com/office/drawing/2016/5/13/chartex" xmlns:cx8="http://schemas.microsoft.com/office/drawing/2016/5/14/chartex" xmlns:mc="http://schemas.openxmlformats.org/markup-compatibility/2006" xmlns:aink="http://schemas.microsoft.com/office/drawing/2016/ink" xmlns:am3d="http://schemas.microsoft.com/office/drawing/2017/model3d" xmlns:o="urn:schemas-microsoft-com:office:office" xmlns:oel="http://schemas.microsoft.com/office/2019/extlst" xmlns:r="http://schemas.openxmlformats.org/officeDocument/2006/relationships" xmlns:m="http://schemas.openxmlformats.org/officeDocument/2006/math" xmlns:v="urn:schemas-microsoft-com:vml" xmlns:wp14="http://schemas.microsoft.com/office/word/2010/wordprocessingDrawing" xmlns:wp="http://schemas.openxmlformats.org/drawingml/2006/wordprocessingDrawing" xmlns:w10="urn:schemas-microsoft-com:office:word" xmlns:w="http://schemas.openxmlformats.org/wordprocessingml/2006/main" xmlns:w14="http://schemas.microsoft.com/office/word/2010/wordml" xmlns:w15="http://schemas.microsoft.com/office/word/2012/wordml" xmlns:w16cex="http://schemas.microsoft.com/office/word/2018/wordml/cex" xmlns:w16cid="http://schemas.microsoft.com/office/word/2016/wordml/cid" xmlns:w16="http://schemas.microsoft.com/office/word/2018/wordml" xmlns:w16du="http://schemas.microsoft.com/office/word/2023/wordml/word16du" xmlns:w16sdtdh="http://schemas.microsoft.com/office/word/2020/wordml/sdtdatahash" xmlns:w16sdtfl="http://schemas.microsoft.com/office/word/2024/wordml/sdtformatlock" xmlns:w16se="http://schemas.microsoft.com/office/word/2015/wordml/symex" xmlns:wpg="http://schemas.microsoft.com/office/word/2010/wordprocessingGroup" xmlns:wpi="http://schemas.microsoft.com/office/word/2010/wordprocessingInk" xmlns:wne="http://schemas.microsoft.com/office/word/2006/wordml" xmlns:wps="http://schemas.microsoft.com/office/word/2010/wordprocessingShape" mc:Ignorable="w14 w15 w16se w16cid w16 w16cex w16sdtdh w16sdtfl w16du wp14">
   <w:body>
     <w:p>
-      <w:pPr>
-        <w:pStyle w:val="Title"/>
-        <w:keepNext/>
-        <w:keepLines w:val="0"/>
-        <w:pageBreakBefore w:val="0"/>
-        <w:widowControl/>
-        <w:spacing w:line="269" w:lineRule="auto" w:after="180" w:before="0"/>
-      </w:pPr>
-      <w:bookmarkStart w:id="10026" w:name="Story_27"/>
       <w:r>
         <w:rPr>
-          <w:rFonts w:ascii="Arial" w:hAnsi="Arial"/>
           <w:b/>
-          <w:color w:val="000000"/>
-          <w:sz w:val="34"/>
-          <w:lang w:val="ky-KG"/>
+          <w:bCs/>
         </w:rPr>
         <w:t>Комплимент</w:t>
       </w:r>
-      <w:bookmarkEnd w:id="10026"/>
-    </w:p>
-    <w:p>
-      <w:pPr>
-        <w:keepNext w:val="0"/>
-        <w:keepLines w:val="0"/>
-        <w:pageBreakBefore w:val="0"/>
-        <w:widowControl/>
-        <w:spacing w:line="269" w:lineRule="auto" w:after="120" w:before="0"/>
-      </w:pPr>
+    </w:p>
+    <w:p>
+      <w:r>
+        <w:t>Мария апасы менен чакан батирде жашап, чоң компанияда катчы болуп иштечү. Күндөрү бири-бирине окшош өтчү. Жумушта ал көп учурда өзүн эч ким байкабагандай сезчү: келип, тапшырмаларын аткарып, кечинде унчукпай үйүнө кайтчу.</w:t>
+      </w:r>
+    </w:p>
+    <w:p>
+      <w:r>
+        <w:t>Бир күнү эртең менен жумушка баратып жаңы ачылган калпак дүкөнүн көрдү. Терезедеги калпактардын бири көңүлүн буруп, ичкери кирди.</w:t>
+      </w:r>
+    </w:p>
+    <w:p>
+      <w:r>
+        <w:t>Дүкөндө апасы менен келген кичинекей кыз бар эле. Дагы бир кардар өзүнө калпак тандап жаткан. Мария бир нече калпакты кийип көрдү. Акыркысын кийгенде кыз сүйүнүп үн катты:</w:t>
+      </w:r>
+    </w:p>
+    <w:p>
+      <w:r>
+        <w:t>— Апа, карачы! Тиги эжеге бул калпак кандай сонун жарашат!</w:t>
+      </w:r>
+    </w:p>
+    <w:p>
+      <w:r>
+        <w:t>Кыздын апасы бурулуп, жылмайды:</w:t>
+      </w:r>
+    </w:p>
+    <w:p>
+      <w:r>
+        <w:t>— Чын эле сизге абдан жарашат экен.</w:t>
+      </w:r>
+    </w:p>
+    <w:p>
+      <w:r>
+        <w:t>Экинчи кардар да башын ийкеди:</w:t>
+      </w:r>
+    </w:p>
+    <w:p>
+      <w:r>
+        <w:t>— Сиз үчүн атайын тигилгендей!</w:t>
+      </w:r>
+    </w:p>
+    <w:p>
+      <w:r>
+        <w:t>Мария күзгүгө карады. Ал көптөн бери өзүнө мынчалык кунт коюп, мынчалык жылуу карай элек болчу. Жүзүнө жылмаюу пайда болуп, боюн түзөдү.</w:t>
+      </w:r>
+    </w:p>
+    <w:p>
+      <w:r>
+        <w:t>Калпакты сатып алууну чечти. Кассага барып, акчасын төлөдү да, дүкөндөн чыкты.</w:t>
+      </w:r>
+    </w:p>
+    <w:p>
+      <w:r>
+        <w:t>Көчө ошол эле көчө болчу, бирок Марияга баары башкача көрүндү. Гүл дүкөнүнүн алдындагы гүлдөрдүн өңү ачыгыраак, таңкы аба сергегирээк сезилди. Атүгүл шаардын ызы-чуусунан да жагымдуу ыргак угулгандай болду.</w:t>
+      </w:r>
+    </w:p>
+    <w:p>
+      <w:r>
+        <w:t>Жумушка жеткенде күзөтчүнүн саламына жылмайып жооп берди. Лифтте бирөө ал бара турган кабаттын баскычын басып берди, Мария чын жүрөктөн ыраазычылык билдирди. Кесиптештери менен мурдагыдан эркин сүйлөшүп, маектерге кызыгуу менен кошулду.</w:t>
+      </w:r>
+    </w:p>
+    <w:p>
+      <w:r>
+        <w:t>— Бүгүн жүзүң жайнап турат го! — деди кесиптештеринин бири.</w:t>
+      </w:r>
+    </w:p>
+    <w:p>
+      <w:r>
+        <w:t>Түштө жетекчиси жаңы долбоор тууралуу оюн угуу үчүн аны чогуу тамактанууга чакырды. Бул жолу Мария ойлорун тартынбай айтты.</w:t>
+      </w:r>
+    </w:p>
+    <w:p>
+      <w:r>
+        <w:t>Кечинде үйүнө кайтканда да жылмайып келатты. Күндүз болгон окуяларды эстеп: «Бир эле калпак ушунча нерсени өзгөртөт деп ким ойлоптур!» — деди ичинен.</w:t>
+      </w:r>
+    </w:p>
+    <w:p>
+      <w:r>
+        <w:t>Эшикти ачкан апасы аны көрүп кубанды:</w:t>
+      </w:r>
+    </w:p>
+    <w:p>
+      <w:r>
+        <w:t>— Мария, кандай сулуу болуп кетипсиң! Көздөрүң бала кезиңдегидей жайнап турат.</w:t>
+      </w:r>
+    </w:p>
+    <w:p>
+      <w:r>
+        <w:lastRenderedPageBreak/>
+        <w:t>— Баары жаңы калпагымдын аркасында, апа! Бүгүнкү күнүм ушунчалык сонун өттү!</w:t>
+      </w:r>
+    </w:p>
+    <w:p>
+      <w:r>
+        <w:t>Апасы таң калды:</w:t>
+      </w:r>
+    </w:p>
+    <w:p>
+      <w:r>
+        <w:t>— Кайсы калпак?</w:t>
+      </w:r>
+    </w:p>
+    <w:p>
+      <w:r>
+        <w:t>Мария башын кармады. Калпак жок эле.</w:t>
+      </w:r>
+    </w:p>
+    <w:p>
+      <w:r>
+        <w:t>Бир саам эмне болгонун түшүнбөй турду. Таксиде калтырдыбы? Же жумуштабы? Анан дүкөндөгү көз ирмемдерди бирден эстеди: күзгү, жылуу сөздөр, касса… Капчыгын алып жатканда калпагын чечип, текчеге койгон болчу.</w:t>
+      </w:r>
+    </w:p>
+    <w:p>
+      <w:r>
+        <w:t>Ошол бойдон унутуп кетиптир.</w:t>
+      </w:r>
+    </w:p>
+    <w:p>
+      <w:r>
+        <w:t>Мария жылмайды. Демек, анын күнүн өзгөрткөн калпак эмес экен. Бир нече чын жүрөктөн айтылган сөз ага өзүнө жылуу көз менен кароого, ичиндеги кубанычын сыртка чыгарууга жардам бериптир.</w:t>
+      </w:r>
+    </w:p>
+    <w:p>
+      <w:r>
+        <w:t>Дүйнө баягы эле дүйнө болчу. Бирок Мария эми өзүн эч ким байкабаган адамдай сезбей калды.</w:t>
+      </w:r>
+    </w:p>
+    <w:p>
       <w:r>
         <w:rPr>
-          <w:rFonts w:ascii="Arial" w:hAnsi="Arial"/>
-          <w:color w:val="000000"/>
-          <w:sz w:val="22"/>
-          <w:lang w:val="ky-KG"/>
+          <w:b/>
+          <w:bCs/>
         </w:rPr>
-        <w:t>Мария апасы менен Нью-Йорктогу чакан батирде жашачу. Ал ири компанияда катчы болуп иштечү. Күндөрү тынч, бир калыпта, бир аз көңүлсүз өтчү. Жумушунда болсо ага дээрлик эч ким көңүл бурчу эмес.</w:t>
-      </w:r>
-    </w:p>
-    <w:p>
-      <w:pPr>
-        <w:keepNext w:val="0"/>
-        <w:keepLines w:val="0"/>
-        <w:pageBreakBefore w:val="0"/>
-        <w:widowControl/>
-        <w:spacing w:line="269" w:lineRule="auto" w:after="120" w:before="0"/>
-      </w:pPr>
+        <w:t>Сабак:</w:t>
+      </w:r>
+      <w:r>
+        <w:t xml:space="preserve"> Чын жүрөктөн айтылган жылуу сөз адамга өзүндөгү байкалбаган сулуулукту көрүүгө жардам берет. Жакшы сөзүңүздү аябаңыз: кээде бир эле сүйлөм адамдын өзүнө болгон ишенимин бекемдейт.</w:t>
+      </w:r>
+    </w:p>
+    <w:p>
       <w:r>
         <w:rPr>
-          <w:rFonts w:ascii="Arial" w:eastAsia="Arial" w:hAnsi="Arial"/>
-          <w:color w:val="000000"/>
-          <w:sz w:val="22"/>
-          <w:lang w:val="ky-KG"/>
+          <w:i/>
+          <w:iCs/>
         </w:rPr>
-        <w:t>Бир күнү эртең менен жумушка баратып, көчөдөн жаңы ачылган баш кийим дүкөнүн көрүп, кызыга ичкери кирди. Дүкөндө апасы менен келген кичинекей кыз жана өзүнө баш кийим тандап жаткан дагы бир кардар бар эле.</w:t>
-      </w:r>
-    </w:p>
-    <w:p>
-      <w:pPr>
-        <w:keepNext w:val="0"/>
-        <w:keepLines w:val="0"/>
-        <w:pageBreakBefore w:val="0"/>
-        <w:widowControl/>
-        <w:spacing w:line="269" w:lineRule="auto" w:after="120" w:before="0"/>
-      </w:pPr>
-      <w:r>
-        <w:rPr>
-          <w:rFonts w:ascii="Arial" w:eastAsia="Arial" w:hAnsi="Arial"/>
-          <w:color w:val="000000"/>
-          <w:sz w:val="22"/>
-          <w:lang w:val="ky-KG"/>
-        </w:rPr>
-        <w:t>Мария бир нече баш кийимди кийип көрдү. Алардын бири өзгөчө жакты. Аны башына кийгенде, кичинекей кыз суктана үн катты:</w:t>
-      </w:r>
-    </w:p>
-    <w:p>
-      <w:pPr>
-        <w:keepNext w:val="0"/>
-        <w:keepLines w:val="0"/>
-        <w:pageBreakBefore w:val="0"/>
-        <w:widowControl/>
-        <w:spacing w:line="269" w:lineRule="auto" w:after="120" w:before="0"/>
-      </w:pPr>
-      <w:r>
-        <w:rPr>
-          <w:rFonts w:ascii="Arial" w:eastAsia="Arial" w:hAnsi="Arial"/>
-          <w:color w:val="000000"/>
-          <w:sz w:val="22"/>
-          <w:lang w:val="ky-KG"/>
-        </w:rPr>
-        <w:t>— Апа, карачы, бул айым ушул баш кийим менен кандай сулуу көрүнөт!</w:t>
-      </w:r>
-    </w:p>
-    <w:p>
-      <w:pPr>
-        <w:keepNext w:val="0"/>
-        <w:keepLines w:val="0"/>
-        <w:pageBreakBefore w:val="0"/>
-        <w:widowControl/>
-        <w:spacing w:line="269" w:lineRule="auto" w:after="120" w:before="0"/>
-      </w:pPr>
-      <w:r>
-        <w:rPr>
-          <w:rFonts w:ascii="Arial" w:eastAsia="Arial" w:hAnsi="Arial"/>
-          <w:color w:val="000000"/>
-          <w:sz w:val="22"/>
-          <w:lang w:val="ky-KG"/>
-        </w:rPr>
-        <w:t>Кыздын апасы Марияга бурулуп:</w:t>
-      </w:r>
-    </w:p>
-    <w:p>
-      <w:pPr>
-        <w:keepNext w:val="0"/>
-        <w:keepLines w:val="0"/>
-        <w:pageBreakBefore w:val="0"/>
-        <w:widowControl/>
-        <w:spacing w:line="269" w:lineRule="auto" w:after="120" w:before="0"/>
-      </w:pPr>
-      <w:r>
-        <w:rPr>
-          <w:rFonts w:ascii="Arial" w:eastAsia="Arial" w:hAnsi="Arial"/>
-          <w:color w:val="000000"/>
-          <w:sz w:val="22"/>
-          <w:lang w:val="ky-KG"/>
-        </w:rPr>
-        <w:t>— Айым, бул баш кийим сизге абдан жарашат, — деди.</w:t>
-      </w:r>
-    </w:p>
-    <w:p>
-      <w:pPr>
-        <w:keepNext w:val="0"/>
-        <w:keepLines w:val="0"/>
-        <w:pageBreakBefore w:val="0"/>
-        <w:widowControl/>
-        <w:spacing w:line="269" w:lineRule="auto" w:after="120" w:before="0"/>
-      </w:pPr>
-      <w:r>
-        <w:rPr>
-          <w:rFonts w:ascii="Arial" w:eastAsia="Arial" w:hAnsi="Arial"/>
-          <w:color w:val="000000"/>
-          <w:sz w:val="22"/>
-          <w:lang w:val="ky-KG"/>
-        </w:rPr>
-        <w:t>Берки кардар да аларга кошулду:</w:t>
-      </w:r>
-    </w:p>
-    <w:p>
-      <w:pPr>
-        <w:keepNext w:val="0"/>
-        <w:keepLines w:val="0"/>
-        <w:pageBreakBefore w:val="0"/>
-        <w:widowControl/>
-        <w:spacing w:line="269" w:lineRule="auto" w:after="120" w:before="0"/>
-      </w:pPr>
-      <w:r>
-        <w:rPr>
-          <w:rFonts w:ascii="Arial" w:eastAsia="Arial" w:hAnsi="Arial"/>
-          <w:color w:val="000000"/>
-          <w:sz w:val="22"/>
-          <w:lang w:val="ky-KG"/>
-        </w:rPr>
-        <w:t>— Чын эле, бул баш кийим менен абдан сулуу көрүнөт экенсиз!</w:t>
-      </w:r>
-    </w:p>
-    <w:p>
-      <w:pPr>
-        <w:keepNext w:val="0"/>
-        <w:keepLines w:val="0"/>
-        <w:pageBreakBefore w:val="0"/>
-        <w:widowControl/>
-        <w:spacing w:line="269" w:lineRule="auto" w:after="120" w:before="0"/>
-      </w:pPr>
-      <w:r>
-        <w:rPr>
-          <w:rFonts w:ascii="Arial" w:eastAsia="Arial" w:hAnsi="Arial"/>
-          <w:color w:val="000000"/>
-          <w:sz w:val="22"/>
-          <w:lang w:val="ky-KG"/>
-        </w:rPr>
-        <w:t>Мария күзгүнүн алдына барып, өзүн карады. Өмүрүндө биринчи жолу күзгүдөгү келбетин мынчалык жактырып турду. Жүзүнө жылмаюу уялады. Кассага барып, баш кийимдин акчасын төлөдү.</w:t>
-      </w:r>
-    </w:p>
-    <w:p>
-      <w:pPr>
-        <w:keepNext w:val="0"/>
-        <w:keepLines w:val="0"/>
-        <w:pageBreakBefore w:val="0"/>
-        <w:widowControl/>
-        <w:spacing w:line="269" w:lineRule="auto" w:after="120" w:before="0"/>
-      </w:pPr>
-      <w:r>
-        <w:rPr>
-          <w:rFonts w:ascii="Arial" w:eastAsia="Arial" w:hAnsi="Arial"/>
-          <w:color w:val="000000"/>
-          <w:sz w:val="22"/>
-          <w:lang w:val="ky-KG"/>
-        </w:rPr>
-        <w:t>Дүкөндөн чыкканда, алдында таптакыр башка дүйнө ачылгандай болду. Гүлдөрдүн өңү мурда эч качан көрбөгөндөй ачык, таза абанын жыты болсо мурдагыдан да жагымдуу сезилди. Көчөдөгү машинелер менен адамдардын үнү да кулакка шайкеш обондой угулду. Мария өзүн сулуу жана бактылуу сезип баратты.</w:t>
-      </w:r>
-    </w:p>
-    <w:p>
-      <w:pPr>
-        <w:keepNext w:val="0"/>
-        <w:keepLines w:val="0"/>
-        <w:pageBreakBefore w:val="0"/>
-        <w:widowControl/>
-        <w:spacing w:line="269" w:lineRule="auto" w:after="120" w:before="0"/>
-      </w:pPr>
-      <w:r>
-        <w:rPr>
-          <w:rFonts w:ascii="Arial" w:eastAsia="Arial" w:hAnsi="Arial"/>
-          <w:color w:val="000000"/>
-          <w:sz w:val="22"/>
-          <w:lang w:val="ky-KG"/>
-        </w:rPr>
-        <w:t>Кеңсенин имаратына жеткенде, күзөтчү эшикти ачып, ага «Кутман таң!» деди. Лифтте бирөө кайсы кабатка барарын сурап, анын ордуна баскычты басты. Кесиптештери күнү бою суктана карап, кандай сулуу көрүнүп турганын айтып жатышты. Алар Марияны биринчи жолу көрүп жаткандай эле. Жетекчиси болсо жаңы долбоор тууралуу пикирин билүү үчүн аны түшкү тамакка чакырды.</w:t>
-      </w:r>
-    </w:p>
-    <w:p>
-      <w:pPr>
-        <w:keepNext w:val="0"/>
-        <w:keepLines w:val="0"/>
-        <w:pageBreakBefore w:val="0"/>
-        <w:widowControl/>
-        <w:spacing w:line="269" w:lineRule="auto" w:after="120" w:before="0"/>
-      </w:pPr>
-      <w:r>
-        <w:rPr>
-          <w:rFonts w:ascii="Arial" w:eastAsia="Arial" w:hAnsi="Arial"/>
-          <w:color w:val="000000"/>
-          <w:sz w:val="22"/>
-          <w:lang w:val="ky-KG"/>
-        </w:rPr>
-        <w:t>Сыйкырдуу күн аяктаганда да Мариянын жүзүнөн жылмаюу кетпеди. Ал жашоосу бир заматта кантип өзгөрүп кеткенин ойлоп, мунун баарын жаңы баш кийимине байланыштырып жатты.</w:t>
-      </w:r>
-    </w:p>
-    <w:p>
-      <w:pPr>
-        <w:keepNext w:val="0"/>
-        <w:keepLines w:val="0"/>
-        <w:pageBreakBefore w:val="0"/>
-        <w:widowControl/>
-        <w:spacing w:line="269" w:lineRule="auto" w:after="120" w:before="0"/>
-      </w:pPr>
-      <w:r>
-        <w:rPr>
-          <w:rFonts w:ascii="Arial" w:eastAsia="Arial" w:hAnsi="Arial"/>
-          <w:color w:val="000000"/>
-          <w:sz w:val="22"/>
-          <w:lang w:val="ky-KG"/>
-        </w:rPr>
-        <w:t>Таксиге түшүп, үйүнө кайтты. Эшикти ачкан апасы аны көрөрү менен таң калып айтты:</w:t>
-      </w:r>
-    </w:p>
-    <w:p>
-      <w:pPr>
-        <w:keepNext w:val="0"/>
-        <w:keepLines w:val="0"/>
-        <w:pageBreakBefore w:val="0"/>
-        <w:widowControl/>
-        <w:spacing w:line="269" w:lineRule="auto" w:after="120" w:before="0"/>
-      </w:pPr>
-      <w:r>
-        <w:rPr>
-          <w:rFonts w:ascii="Arial" w:eastAsia="Arial" w:hAnsi="Arial"/>
-          <w:color w:val="000000"/>
-          <w:sz w:val="22"/>
-          <w:lang w:val="ky-KG"/>
-        </w:rPr>
-        <w:t>— Мария, кандай сулуу болуп калыпсың! Көздөрүң бала чагыңдагыдай жанып турат!</w:t>
-      </w:r>
-    </w:p>
-    <w:p>
-      <w:pPr>
-        <w:keepNext w:val="0"/>
-        <w:keepLines w:val="0"/>
-        <w:pageBreakBefore w:val="0"/>
-        <w:widowControl/>
-        <w:spacing w:line="269" w:lineRule="auto" w:after="120" w:before="0"/>
-      </w:pPr>
-      <w:r>
-        <w:rPr>
-          <w:rFonts w:ascii="Arial" w:eastAsia="Arial" w:hAnsi="Arial"/>
-          <w:color w:val="000000"/>
-          <w:sz w:val="22"/>
-          <w:lang w:val="ky-KG"/>
-        </w:rPr>
-        <w:t>— Ооба, апа, мунун баары жаңы баш кийимимдин аркасында. Бүгүн укмуштуудай күн өткөрдүм!</w:t>
-      </w:r>
-    </w:p>
-    <w:p>
-      <w:pPr>
-        <w:keepNext w:val="0"/>
-        <w:keepLines w:val="0"/>
-        <w:pageBreakBefore w:val="0"/>
-        <w:widowControl/>
-        <w:spacing w:line="269" w:lineRule="auto" w:after="120" w:before="0"/>
-      </w:pPr>
-      <w:r>
-        <w:rPr>
-          <w:rFonts w:ascii="Arial" w:eastAsia="Arial" w:hAnsi="Arial"/>
-          <w:color w:val="000000"/>
-          <w:sz w:val="22"/>
-          <w:lang w:val="ky-KG"/>
-        </w:rPr>
-        <w:t>— Кайсы баш кийим? — деп апасы таңыркай сурады.</w:t>
-      </w:r>
-    </w:p>
-    <w:p>
-      <w:pPr>
-        <w:keepNext w:val="0"/>
-        <w:keepLines w:val="0"/>
-        <w:pageBreakBefore w:val="0"/>
-        <w:widowControl/>
-        <w:spacing w:line="269" w:lineRule="auto" w:after="120" w:before="0"/>
-      </w:pPr>
-      <w:r>
-        <w:rPr>
-          <w:rFonts w:ascii="Arial" w:eastAsia="Arial" w:hAnsi="Arial"/>
-          <w:color w:val="000000"/>
-          <w:sz w:val="22"/>
-          <w:lang w:val="ky-KG"/>
-        </w:rPr>
-        <w:t>Мария чочуп кетип, башын кармалады. Баш кийим жок эле. Аны таксиде, түшкү тамактанган жерде же кеңседе унутуп калгандырмын деп ойлоду. Анан дүкөндө болгон окуяларды ирети менен эстеди: баш кийимди кийип көргөнүн, адамдардын жылуу сөздөрүн, кассага барып капчыгын чыгарганын жана баш кийимди кассанын үстүнө коюп койгонун...</w:t>
-      </w:r>
-    </w:p>
-    <w:p>
-      <w:pPr>
-        <w:keepNext w:val="0"/>
-        <w:keepLines w:val="0"/>
-        <w:pageBreakBefore w:val="0"/>
-        <w:widowControl/>
-        <w:spacing w:line="269" w:lineRule="auto" w:after="120" w:before="0"/>
-      </w:pPr>
-      <w:r>
-        <w:rPr>
-          <w:rFonts w:ascii="Arial" w:eastAsia="Arial" w:hAnsi="Arial"/>
-          <w:color w:val="000000"/>
-          <w:sz w:val="22"/>
-          <w:lang w:val="ky-KG"/>
-        </w:rPr>
-        <w:t>Ошондо ал баарын түшүндү: баш кийимин дүкөндө унутуп, көздөрү кубанычтан жайнап, сыртка баш кийимсиз эле чыгып кетиптир.</w:t>
-      </w:r>
-    </w:p>
-    <w:p>
-      <w:pPr>
-        <w:keepNext/>
-        <w:keepLines w:val="0"/>
-        <w:pageBreakBefore w:val="0"/>
-        <w:widowControl/>
-        <w:spacing w:line="269" w:lineRule="auto" w:after="120" w:before="0"/>
-      </w:pPr>
-      <w:r>
-        <w:rPr>
-          <w:rFonts w:ascii="Arial" w:eastAsia="Arial" w:hAnsi="Arial"/>
-          <w:color w:val="000000"/>
-          <w:sz w:val="22"/>
-          <w:lang w:val="ky-KG"/>
-        </w:rPr>
-        <w:t>Демек, Марияны күнү бою бактылуу кылган баш кийим эмес, адамдардын чын жүрөктөн айткан сөздөрү ойготкон өзүнө болгон ишеним менен кубаныч экен. Өзгөргөн дүйнө эмес, Мариянын дүйнөгө карашы болчу.</w:t>
-      </w:r>
-    </w:p>
-    <w:p>
-      <w:pPr>
-        <w:pStyle w:val="Moral"/>
-        <w:keepNext/>
-        <w:keepLines/>
-        <w:pageBreakBefore w:val="0"/>
-        <w:widowControl/>
-        <w:spacing w:before="120" w:after="120" w:line="269" w:lineRule="auto"/>
-        <w:ind w:left="240" w:right="240"/>
-        <w:rPr>
-          <w:lang/>
-        </w:rPr>
-      </w:pPr>
-      <w:r>
-        <w:rPr>
-          <w:rFonts w:ascii="Arial" w:hAnsi="Arial"/>
-          <w:b/>
-          <w:color w:val="000000"/>
-          <w:sz w:val="22"/>
-          <w:lang w:val="ky-KG"/>
-        </w:rPr>
-        <w:t>Сабак: Бир жылуу сөз адамдын өзүнө болгон мамилесин, кээде бүт дүйнөсүн өзгөртүшү мүмкүн. Бакыт буюмда эмес, адамдын ичинде жана ага көрсөтүлгөн чын көңүлдө.</w:t>
-      </w:r>
-      <w:r>
-        <w:rPr>
-          <w:rFonts w:ascii="Arial" w:hAnsi="Arial"/>
-          <w:color w:val="000000"/>
-          <w:sz w:val="22"/>
-          <w:lang w:val="ky-KG"/>
-        </w:rPr>
-      </w:r>
-    </w:p>
-    <w:p>
-      <w:pPr>
-        <w:keepNext w:val="0"/>
-        <w:keepLines w:val="0"/>
-        <w:pageBreakBefore w:val="0"/>
-        <w:widowControl/>
-        <w:spacing w:before="0" w:after="160" w:line="269" w:lineRule="auto"/>
-        <w:jc w:val="right"/>
-      </w:pPr>
-      <w:r>
-        <w:rPr>
-          <w:rFonts w:ascii="Arial" w:eastAsia="Arial" w:hAnsi="Arial" w:cs="Arial"/>
-          <w:i/>
-          <w:color w:val="000000"/>
-          <w:sz w:val="18"/>
-          <w:lang w:val="ky-KG"/>
-        </w:rPr>
-        <w:t>Аңгемелер ачык интернет булактарынан алынган, иллюстрациялар болсо ЖИ менен түзүлгөн.</w:t>
-      </w:r>
-    </w:p>
+        <w:t>Аңгемелер интернеттен чогултулуп, жасалма интеллекттин жардамы менен иштелип чыккан. Бардык сүрөттөр жасалма интеллект аркылуу түзүлгөн.</w:t>
+      </w:r>
+    </w:p>
+    <w:p/>
     <w:sectPr>
       <w:headerReference w:type="even" r:id="rId7"/>
       <w:headerReference w:type="default" r:id="rId8"/>
@@ -1248,7 +989,6 @@
     </w:pPr>
     <w:rPr>
       <w:rFonts w:asciiTheme="majorHAnsi" w:eastAsiaTheme="majorEastAsia" w:hAnsiTheme="majorHAnsi" w:cstheme="majorBidi"/>
-      <w:color w:val="000000"/>
       <w:sz w:val="40"/>
       <w:szCs w:val="40"/>
     </w:rPr>
@@ -1270,7 +1010,6 @@
     </w:pPr>
     <w:rPr>
       <w:rFonts w:asciiTheme="majorHAnsi" w:eastAsiaTheme="majorEastAsia" w:hAnsiTheme="majorHAnsi" w:cstheme="majorBidi"/>
-      <w:color w:val="000000"/>
       <w:sz w:val="32"/>
       <w:szCs w:val="32"/>
     </w:rPr>
@@ -1293,7 +1032,6 @@
     </w:pPr>
     <w:rPr>
       <w:rFonts w:eastAsiaTheme="majorEastAsia" w:cstheme="majorBidi"/>
-      <w:color w:val="000000"/>
       <w:sz w:val="28"/>
       <w:szCs w:val="28"/>
     </w:rPr>
@@ -1318,7 +1056,6 @@
       <w:rFonts w:eastAsiaTheme="majorEastAsia" w:cstheme="majorBidi"/>
       <w:i/>
       <w:iCs/>
-      <w:color w:val="000000"/>
     </w:rPr>
   </w:style>
   <w:style w:type="paragraph" w:styleId="Heading5">
@@ -1339,7 +1076,6 @@
     </w:pPr>
     <w:rPr>
       <w:rFonts w:eastAsiaTheme="majorEastAsia" w:cstheme="majorBidi"/>
-      <w:color w:val="000000"/>
     </w:rPr>
   </w:style>
   <w:style w:type="paragraph" w:styleId="Heading6">
@@ -1362,7 +1098,6 @@
       <w:rFonts w:eastAsiaTheme="majorEastAsia" w:cstheme="majorBidi"/>
       <w:i/>
       <w:iCs/>
-      <w:color w:val="000000"/>
     </w:rPr>
   </w:style>
   <w:style w:type="paragraph" w:styleId="Heading7">
@@ -1383,7 +1118,6 @@
     </w:pPr>
     <w:rPr>
       <w:rFonts w:eastAsiaTheme="majorEastAsia" w:cstheme="majorBidi"/>
-      <w:color w:val="000000"/>
     </w:rPr>
   </w:style>
   <w:style w:type="paragraph" w:styleId="Heading8">
@@ -1406,7 +1140,6 @@
       <w:rFonts w:eastAsiaTheme="majorEastAsia" w:cstheme="majorBidi"/>
       <w:i/>
       <w:iCs/>
-      <w:color w:val="000000"/>
     </w:rPr>
   </w:style>
   <w:style w:type="paragraph" w:styleId="Heading9">
@@ -1427,13 +1160,11 @@
     </w:pPr>
     <w:rPr>
       <w:rFonts w:eastAsiaTheme="majorEastAsia" w:cstheme="majorBidi"/>
-      <w:color w:val="000000"/>
     </w:rPr>
   </w:style>
   <w:style w:type="character" w:default="1" w:styleId="DefaultParagraphFont">
     <w:name w:val="Default Paragraph Font"/>
     <w:uiPriority w:val="1"/>
-    <w:semiHidden/>
     <w:unhideWhenUsed/>
   </w:style>
   <w:style w:type="table" w:default="1" w:styleId="TableNormal">
@@ -1589,7 +1320,6 @@
     </w:pPr>
     <w:rPr>
       <w:rFonts w:asciiTheme="majorHAnsi" w:eastAsiaTheme="majorEastAsia" w:hAnsiTheme="majorHAnsi" w:cstheme="majorBidi"/>
-      <w:color w:val="000000"/>
       <w:spacing w:val="-10"/>
       <w:kern w:val="28"/>
       <w:sz w:val="56"/>
@@ -1625,7 +1355,6 @@
     </w:pPr>
     <w:rPr>
       <w:rFonts w:eastAsiaTheme="majorEastAsia" w:cstheme="majorBidi"/>
-      <w:color w:val="000000"/>
       <w:spacing w:val="15"/>
       <w:sz w:val="28"/>
       <w:szCs w:val="28"/>
@@ -1660,7 +1389,6 @@
     <w:rPr>
       <w:i/>
       <w:iCs/>
-      <w:color w:val="000000"/>
     </w:rPr>
   </w:style>
   <w:style w:type="character" w:customStyle="1" w:styleId="QuoteChar">
@@ -1685,9 +1413,6 @@
       <w:ind w:left="720"/>
       <w:contextualSpacing/>
     </w:pPr>
-    <w:rPr>
-      <w:color w:val="000000"/>
-    </w:rPr>
   </w:style>
   <w:style w:type="character" w:styleId="IntenseEmphasis">
     <w:name w:val="Intense Emphasis"/>
@@ -1717,7 +1442,6 @@
     <w:rPr>
       <w:i/>
       <w:iCs/>
-      <w:color w:val="000000"/>
     </w:rPr>
   </w:style>
   <w:style w:type="character" w:customStyle="1" w:styleId="IntenseQuoteChar">
@@ -1757,9 +1481,6 @@
     <w:pPr>
       <w:spacing w:after="100"/>
     </w:pPr>
-    <w:rPr>
-      <w:color w:val="000000"/>
-    </w:rPr>
   </w:style>
   <w:style w:type="paragraph" w:customStyle="1" w:styleId="Moral">
     <w:name w:val="Moral"/>
@@ -1771,7 +1492,6 @@
     <w:rPr>
       <w:rFonts w:ascii="Arial" w:eastAsia="Arial" w:hAnsi="Arial"/>
       <w:i/>
-      <w:color w:val="000000"/>
       <w:kern w:val="0"/>
       <w:sz w:val="22"/>
       <w:szCs w:val="22"/>
@@ -1793,9 +1513,6 @@
       </w:tabs>
       <w:spacing w:after="0" w:line="240" w:lineRule="auto"/>
     </w:pPr>
-    <w:rPr>
-      <w:color w:val="000000"/>
-    </w:rPr>
   </w:style>
   <w:style w:type="character" w:customStyle="1" w:styleId="HeaderChar">
     <w:name w:val="Header Char"/>
@@ -1818,9 +1535,6 @@
       </w:tabs>
       <w:spacing w:after="0" w:line="240" w:lineRule="auto"/>
     </w:pPr>
-    <w:rPr>
-      <w:color w:val="000000"/>
-    </w:rPr>
   </w:style>
   <w:style w:type="character" w:customStyle="1" w:styleId="FooterChar">
     <w:name w:val="Footer Char"/>
@@ -1843,7 +1557,6 @@
     </w:pPr>
     <w:rPr>
       <w:rFonts w:eastAsiaTheme="minorEastAsia"/>
-      <w:color w:val="000000"/>
     </w:rPr>
   </w:style>
   <w:style w:type="paragraph" w:styleId="TOC3">
@@ -1860,7 +1573,6 @@
     </w:pPr>
     <w:rPr>
       <w:rFonts w:eastAsiaTheme="minorEastAsia"/>
-      <w:color w:val="000000"/>
     </w:rPr>
   </w:style>
   <w:style w:type="paragraph" w:styleId="TOC4">
@@ -1877,7 +1589,6 @@
     </w:pPr>
     <w:rPr>
       <w:rFonts w:eastAsiaTheme="minorEastAsia"/>
-      <w:color w:val="000000"/>
     </w:rPr>
   </w:style>
   <w:style w:type="paragraph" w:styleId="TOC5">
@@ -1894,7 +1605,6 @@
     </w:pPr>
     <w:rPr>
       <w:rFonts w:eastAsiaTheme="minorEastAsia"/>
-      <w:color w:val="000000"/>
     </w:rPr>
   </w:style>
   <w:style w:type="paragraph" w:styleId="TOC6">
@@ -1911,7 +1621,6 @@
     </w:pPr>
     <w:rPr>
       <w:rFonts w:eastAsiaTheme="minorEastAsia"/>
-      <w:color w:val="000000"/>
     </w:rPr>
   </w:style>
   <w:style w:type="paragraph" w:styleId="TOC7">
@@ -1928,7 +1637,6 @@
     </w:pPr>
     <w:rPr>
       <w:rFonts w:eastAsiaTheme="minorEastAsia"/>
-      <w:color w:val="000000"/>
     </w:rPr>
   </w:style>
   <w:style w:type="paragraph" w:styleId="TOC8">
@@ -1945,7 +1653,6 @@
     </w:pPr>
     <w:rPr>
       <w:rFonts w:eastAsiaTheme="minorEastAsia"/>
-      <w:color w:val="000000"/>
     </w:rPr>
   </w:style>
   <w:style w:type="paragraph" w:styleId="TOC9">
@@ -1962,7 +1669,6 @@
     </w:pPr>
     <w:rPr>
       <w:rFonts w:eastAsiaTheme="minorEastAsia"/>
-      <w:color w:val="000000"/>
     </w:rPr>
   </w:style>
   <w:style w:type="paragraph" w:styleId="TOCHeading">
@@ -1978,7 +1684,6 @@
       <w:outlineLvl w:val="9"/>
     </w:pPr>
     <w:rPr>
-      <w:color w:val="000000"/>
       <w:kern w:val="0"/>
       <w:sz w:val="32"/>
       <w:szCs w:val="32"/>
